--- a/storage/app/templates/template_surat.docx
+++ b/storage/app/templates/template_surat.docx
@@ -1,6 +1,6 @@
 
 <file path=word/document.xml><?xml version="1.0" encoding="utf-8"?>
-<w:document xmlns:wpc="http://schemas.microsoft.com/office/word/2010/wordprocessingCanvas" xmlns:cx="http://schemas.microsoft.com/office/drawing/2014/chartex" xmlns:cx1="http://schemas.microsoft.com/office/drawing/2015/9/8/chartex" xmlns:cx2="http://schemas.microsoft.com/office/drawing/2015/10/21/chartex" xmlns:cx3="http://schemas.microsoft.com/office/drawing/2016/5/9/chartex" xmlns:cx4="http://schemas.microsoft.com/office/drawing/2016/5/10/chartex" xmlns:cx5="http://schemas.microsoft.com/office/drawing/2016/5/11/chartex" xmlns:cx6="http://schemas.microsoft.com/office/drawing/2016/5/12/chartex" xmlns:cx7="http://schemas.microsoft.com/office/drawing/2016/5/13/chartex" xmlns:cx8="http://schemas.microsoft.com/office/drawing/2016/5/14/chartex" xmlns:mc="http://schemas.openxmlformats.org/markup-compatibility/2006" xmlns:aink="http://schemas.microsoft.com/office/drawing/2016/ink" xmlns:am3d="http://schemas.microsoft.com/office/drawing/2017/model3d" xmlns:o="urn:schemas-microsoft-com:office:office" xmlns:oel="http://schemas.microsoft.com/office/2019/extlst" xmlns:r="http://schemas.openxmlformats.org/officeDocument/2006/relationships" xmlns:m="http://schemas.openxmlformats.org/officeDocument/2006/math" xmlns:v="urn:schemas-microsoft-com:vml" xmlns:wp14="http://schemas.microsoft.com/office/word/2010/wordprocessingDrawing" xmlns:wp="http://schemas.openxmlformats.org/drawingml/2006/wordprocessingDrawing" xmlns:w10="urn:schemas-microsoft-com:office:word" xmlns:w="http://schemas.openxmlformats.org/wordprocessingml/2006/main" xmlns:w14="http://schemas.microsoft.com/office/word/2010/wordml" xmlns:w15="http://schemas.microsoft.com/office/word/2012/wordml" xmlns:w16cei="http://schemas.microsoft.com/office/word/2026/wordml/cei" xmlns:w16cex="http://schemas.microsoft.com/office/word/2018/wordml/cex" xmlns:w16cid="http://schemas.microsoft.com/office/word/2016/wordml/cid" xmlns:w16="http://schemas.microsoft.com/office/word/2018/wordml" xmlns:w16du="http://schemas.microsoft.com/office/word/2023/wordml/word16du" xmlns:w16sdtdh="http://schemas.microsoft.com/office/word/2020/wordml/sdtdatahash" xmlns:w16sdtfl="http://schemas.microsoft.com/office/word/2024/wordml/sdtformatlock" xmlns:w16se="http://schemas.microsoft.com/office/word/2015/wordml/symex" xmlns:wpg="http://schemas.microsoft.com/office/word/2010/wordprocessingGroup" xmlns:wpi="http://schemas.microsoft.com/office/word/2010/wordprocessingInk" xmlns:wne="http://schemas.microsoft.com/office/word/2006/wordml" xmlns:wps="http://schemas.microsoft.com/office/word/2010/wordprocessingShape" mc:Ignorable="w14 w15 w16se w16cid w16 w16cex w16sdtdh w16sdtfl w16du wp14">
+<w:document xmlns:wpc="http://schemas.microsoft.com/office/word/2010/wordprocessingCanvas" xmlns:cx="http://schemas.microsoft.com/office/drawing/2014/chartex" xmlns:cx1="http://schemas.microsoft.com/office/drawing/2015/9/8/chartex" xmlns:cx2="http://schemas.microsoft.com/office/drawing/2015/10/21/chartex" xmlns:cx3="http://schemas.microsoft.com/office/drawing/2016/5/9/chartex" xmlns:cx4="http://schemas.microsoft.com/office/drawing/2016/5/10/chartex" xmlns:cx5="http://schemas.microsoft.com/office/drawing/2016/5/11/chartex" xmlns:cx6="http://schemas.microsoft.com/office/drawing/2016/5/12/chartex" xmlns:cx7="http://schemas.microsoft.com/office/drawing/2016/5/13/chartex" xmlns:cx8="http://schemas.microsoft.com/office/drawing/2016/5/14/chartex" xmlns:mc="http://schemas.openxmlformats.org/markup-compatibility/2006" xmlns:aink="http://schemas.microsoft.com/office/drawing/2016/ink" xmlns:am3d="http://schemas.microsoft.com/office/drawing/2017/model3d" xmlns:o="urn:schemas-microsoft-com:office:office" xmlns:oel="http://schemas.microsoft.com/office/2019/extlst" xmlns:r="http://schemas.openxmlformats.org/officeDocument/2006/relationships" xmlns:m="http://schemas.openxmlformats.org/officeDocument/2006/math" xmlns:v="urn:schemas-microsoft-com:vml" xmlns:wp14="http://schemas.microsoft.com/office/word/2010/wordprocessingDrawing" xmlns:wp="http://schemas.openxmlformats.org/drawingml/2006/wordprocessingDrawing" xmlns:w10="urn:schemas-microsoft-com:office:word" xmlns:w="http://schemas.openxmlformats.org/wordprocessingml/2006/main" xmlns:w14="http://schemas.microsoft.com/office/word/2010/wordml" xmlns:w15="http://schemas.microsoft.com/office/word/2012/wordml" xmlns:w16cex="http://schemas.microsoft.com/office/word/2018/wordml/cex" xmlns:w16cid="http://schemas.microsoft.com/office/word/2016/wordml/cid" xmlns:w16="http://schemas.microsoft.com/office/word/2018/wordml" xmlns:w16du="http://schemas.microsoft.com/office/word/2023/wordml/word16du" xmlns:w16sdtdh="http://schemas.microsoft.com/office/word/2020/wordml/sdtdatahash" xmlns:w16sdtfl="http://schemas.microsoft.com/office/word/2024/wordml/sdtformatlock" xmlns:w16se="http://schemas.microsoft.com/office/word/2015/wordml/symex" xmlns:wpg="http://schemas.microsoft.com/office/word/2010/wordprocessingGroup" xmlns:wpi="http://schemas.microsoft.com/office/word/2010/wordprocessingInk" xmlns:wne="http://schemas.microsoft.com/office/word/2006/wordml" xmlns:wps="http://schemas.microsoft.com/office/word/2010/wordprocessingShape" mc:Ignorable="w14 w15 w16se w16cid w16 w16cex w16sdtdh w16sdtfl w16du wp14">
   <w:body>
     <w:p>
       <w:pPr>
@@ -100,7 +100,7 @@
               </wp:anchor>
             </w:drawing>
           </mc:Choice>
-          <mc:Fallback>
+          <mc:Fallback xmlns:w16cei="http://schemas.microsoft.com/office/word/2026/wordml/cei">
             <w:pict>
               <v:rect w14:anchorId="5EE174C6" id="Rectangle 1" o:spid="_x0000_s1026" style="position:absolute;margin-left:428.15pt;margin-top:-18.25pt;width:98pt;height:21.75pt;z-index:251661312;visibility:visible;mso-wrap-style:square;mso-width-percent:0;mso-wrap-distance-left:9pt;mso-wrap-distance-top:0;mso-wrap-distance-right:9pt;mso-wrap-distance-bottom:0;mso-position-horizontal:absolute;mso-position-horizontal-relative:margin;mso-position-vertical:absolute;mso-position-vertical-relative:text;mso-width-percent:0;mso-width-relative:margin;v-text-anchor:middle" o:gfxdata="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" filled="f" strokecolor="#172c51" strokeweight=".5pt">
                 <v:textbox>
@@ -279,9 +279,7 @@
           </w:p>
           <w:p>
             <w:pPr>
-              <w:pBdr>
-                <w:bottom w:val="thickThinSmallGap" w:sz="24" w:space="1" w:color="auto"/>
-              </w:pBdr>
+              <w:spacing w:after="0"/>
               <w:jc w:val="center"/>
               <w:rPr>
                 <w:rFonts w:ascii="Times New Roman" w:hAnsi="Times New Roman" w:cs="Times New Roman"/>
@@ -328,6 +326,9 @@
     <w:p>
       <w:pPr>
         <w:pStyle w:val="Header"/>
+        <w:pBdr>
+          <w:top w:val="thickThinSmallGap" w:sz="24" w:space="1" w:color="auto"/>
+        </w:pBdr>
         <w:tabs>
           <w:tab w:val="clear" w:pos="4680"/>
         </w:tabs>
@@ -824,60 +825,12 @@
           <w:lang w:val="sv-SE"/>
         </w:rPr>
       </w:pPr>
-    </w:p>
-    <w:p>
-      <w:pPr>
-        <w:spacing w:after="0" w:line="240" w:lineRule="auto"/>
-        <w:ind w:left="5760"/>
-        <w:rPr>
-          <w:rFonts w:ascii="Times New Roman" w:hAnsi="Times New Roman" w:cs="Times New Roman"/>
-          <w:sz w:val="24"/>
-          <w:szCs w:val="24"/>
-          <w:lang w:val="sv-SE"/>
-        </w:rPr>
-      </w:pPr>
-    </w:p>
-    <w:p>
-      <w:pPr>
-        <w:spacing w:after="0" w:line="240" w:lineRule="auto"/>
-        <w:ind w:left="5760"/>
-        <w:rPr>
-          <w:rFonts w:ascii="Times New Roman" w:hAnsi="Times New Roman" w:cs="Times New Roman"/>
-          <w:sz w:val="24"/>
-          <w:szCs w:val="24"/>
-          <w:lang w:val="sv-SE"/>
-        </w:rPr>
-      </w:pPr>
       <w:r>
         <w:rPr>
           <w:rFonts w:ascii="Times New Roman" w:hAnsi="Times New Roman" w:cs="Times New Roman"/>
         </w:rPr>
         <w:t>${ttd_peminta}</w:t>
       </w:r>
-    </w:p>
-    <w:p>
-      <w:pPr>
-        <w:spacing w:after="0" w:line="240" w:lineRule="auto"/>
-        <w:ind w:left="5760"/>
-        <w:rPr>
-          <w:rFonts w:ascii="Times New Roman" w:hAnsi="Times New Roman" w:cs="Times New Roman"/>
-          <w:sz w:val="24"/>
-          <w:szCs w:val="24"/>
-          <w:lang w:val="sv-SE"/>
-        </w:rPr>
-      </w:pPr>
-    </w:p>
-    <w:p>
-      <w:pPr>
-        <w:spacing w:after="0" w:line="240" w:lineRule="auto"/>
-        <w:ind w:left="5760"/>
-        <w:rPr>
-          <w:rFonts w:ascii="Times New Roman" w:hAnsi="Times New Roman" w:cs="Times New Roman"/>
-          <w:sz w:val="24"/>
-          <w:szCs w:val="24"/>
-          <w:lang w:val="sv-SE"/>
-        </w:rPr>
-      </w:pPr>
     </w:p>
     <w:p>
       <w:pPr>
@@ -1060,7 +1013,7 @@
               </wp:anchor>
             </w:drawing>
           </mc:Choice>
-          <mc:Fallback>
+          <mc:Fallback xmlns:w16cei="http://schemas.microsoft.com/office/word/2026/wordml/cei">
             <w:pict>
               <v:rect w14:anchorId="1862CD6C" id="_x0000_s1027" style="position:absolute;margin-left:729.65pt;margin-top:-18.25pt;width:98pt;height:21.75pt;z-index:251664384;visibility:visible;mso-wrap-style:square;mso-width-percent:0;mso-wrap-distance-left:9pt;mso-wrap-distance-top:0;mso-wrap-distance-right:9pt;mso-wrap-distance-bottom:0;mso-position-horizontal:absolute;mso-position-horizontal-relative:margin;mso-position-vertical:absolute;mso-position-vertical-relative:text;mso-width-percent:0;mso-width-relative:margin;v-text-anchor:middle" o:gfxdata="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" filled="f" strokecolor="#172c51" strokeweight=".5pt">
                 <v:textbox>
@@ -1238,9 +1191,7 @@
           </w:p>
           <w:p>
             <w:pPr>
-              <w:pBdr>
-                <w:bottom w:val="thickThinSmallGap" w:sz="24" w:space="1" w:color="auto"/>
-              </w:pBdr>
+              <w:spacing w:after="0"/>
               <w:jc w:val="center"/>
               <w:rPr>
                 <w:rFonts w:ascii="Times New Roman" w:hAnsi="Times New Roman" w:cs="Times New Roman"/>
@@ -1286,6 +1237,9 @@
     </w:tbl>
     <w:p>
       <w:pPr>
+        <w:pBdr>
+          <w:top w:val="thickThinSmallGap" w:sz="24" w:space="1" w:color="auto"/>
+        </w:pBdr>
         <w:spacing w:after="0" w:line="240" w:lineRule="auto"/>
         <w:jc w:val="center"/>
         <w:rPr>
@@ -2886,47 +2840,12 @@
           <w:lang w:val="sv-SE"/>
         </w:rPr>
       </w:pPr>
-    </w:p>
-    <w:p>
-      <w:pPr>
-        <w:spacing w:after="0" w:line="240" w:lineRule="auto"/>
-        <w:ind w:left="10800"/>
-        <w:rPr>
-          <w:rFonts w:ascii="Times New Roman" w:hAnsi="Times New Roman" w:cs="Times New Roman"/>
-          <w:sz w:val="24"/>
-          <w:szCs w:val="24"/>
-          <w:lang w:val="sv-SE"/>
-        </w:rPr>
-      </w:pPr>
-    </w:p>
-    <w:p>
-      <w:pPr>
-        <w:spacing w:after="0" w:line="240" w:lineRule="auto"/>
-        <w:ind w:left="10800"/>
-        <w:rPr>
-          <w:rFonts w:ascii="Times New Roman" w:hAnsi="Times New Roman" w:cs="Times New Roman"/>
-          <w:sz w:val="24"/>
-          <w:szCs w:val="24"/>
-          <w:lang w:val="sv-SE"/>
-        </w:rPr>
-      </w:pPr>
       <w:r>
         <w:rPr>
           <w:rFonts w:ascii="Times New Roman" w:hAnsi="Times New Roman" w:cs="Times New Roman"/>
         </w:rPr>
         <w:t>${ttd_pbp}</w:t>
       </w:r>
-    </w:p>
-    <w:p>
-      <w:pPr>
-        <w:spacing w:after="0" w:line="240" w:lineRule="auto"/>
-        <w:rPr>
-          <w:rFonts w:ascii="Times New Roman" w:hAnsi="Times New Roman" w:cs="Times New Roman"/>
-          <w:sz w:val="24"/>
-          <w:szCs w:val="24"/>
-          <w:lang w:val="sv-SE"/>
-        </w:rPr>
-      </w:pPr>
     </w:p>
     <w:p>
       <w:pPr>
@@ -3100,7 +3019,7 @@
               </wp:anchor>
             </w:drawing>
           </mc:Choice>
-          <mc:Fallback>
+          <mc:Fallback xmlns:w16cei="http://schemas.microsoft.com/office/word/2026/wordml/cei">
             <w:pict>
               <v:rect w14:anchorId="7D85998C" id="_x0000_s1028" style="position:absolute;margin-left:428.15pt;margin-top:-18.25pt;width:98pt;height:21.75pt;z-index:251667456;visibility:visible;mso-wrap-style:square;mso-width-percent:0;mso-wrap-distance-left:9pt;mso-wrap-distance-top:0;mso-wrap-distance-right:9pt;mso-wrap-distance-bottom:0;mso-position-horizontal:absolute;mso-position-horizontal-relative:margin;mso-position-vertical:absolute;mso-position-vertical-relative:text;mso-width-percent:0;mso-width-relative:margin;v-text-anchor:middle" o:gfxdata="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" filled="f" strokecolor="#172c51" strokeweight=".5pt">
                 <v:textbox>
@@ -3288,9 +3207,7 @@
           </w:p>
           <w:p>
             <w:pPr>
-              <w:pBdr>
-                <w:bottom w:val="thickThinSmallGap" w:sz="24" w:space="1" w:color="auto"/>
-              </w:pBdr>
+              <w:spacing w:after="0"/>
               <w:jc w:val="center"/>
               <w:rPr>
                 <w:rFonts w:ascii="Times New Roman" w:hAnsi="Times New Roman" w:cs="Times New Roman"/>
@@ -3336,6 +3253,9 @@
     </w:tbl>
     <w:p>
       <w:pPr>
+        <w:pBdr>
+          <w:top w:val="thickThinSmallGap" w:sz="24" w:space="1" w:color="auto"/>
+        </w:pBdr>
         <w:spacing w:after="0" w:line="240" w:lineRule="auto"/>
         <w:jc w:val="center"/>
         <w:rPr>
@@ -4356,58 +4276,12 @@
           <w:lang w:val="sv-SE"/>
         </w:rPr>
       </w:pPr>
-    </w:p>
-    <w:p>
-      <w:pPr>
-        <w:spacing w:after="0" w:line="240" w:lineRule="auto"/>
-        <w:ind w:left="5760"/>
-        <w:rPr>
-          <w:rFonts w:ascii="Times New Roman" w:hAnsi="Times New Roman" w:cs="Times New Roman"/>
-          <w:sz w:val="24"/>
-          <w:szCs w:val="24"/>
-          <w:lang w:val="sv-SE"/>
-        </w:rPr>
-      </w:pPr>
-    </w:p>
-    <w:p>
-      <w:pPr>
-        <w:spacing w:after="0" w:line="240" w:lineRule="auto"/>
-        <w:ind w:left="5760"/>
-        <w:rPr>
-          <w:rFonts w:ascii="Times New Roman" w:hAnsi="Times New Roman" w:cs="Times New Roman"/>
-          <w:sz w:val="24"/>
-          <w:szCs w:val="24"/>
-          <w:lang w:val="sv-SE"/>
-        </w:rPr>
-      </w:pPr>
       <w:r>
         <w:rPr>
           <w:rFonts w:ascii="Times New Roman" w:hAnsi="Times New Roman" w:cs="Times New Roman"/>
         </w:rPr>
         <w:t>${ttd_kepsek}</w:t>
       </w:r>
-    </w:p>
-    <w:p>
-      <w:pPr>
-        <w:spacing w:after="0" w:line="240" w:lineRule="auto"/>
-        <w:rPr>
-          <w:rFonts w:ascii="Times New Roman" w:hAnsi="Times New Roman" w:cs="Times New Roman"/>
-          <w:sz w:val="24"/>
-          <w:szCs w:val="24"/>
-          <w:lang w:val="sv-SE"/>
-        </w:rPr>
-      </w:pPr>
-    </w:p>
-    <w:p>
-      <w:pPr>
-        <w:spacing w:after="0" w:line="240" w:lineRule="auto"/>
-        <w:rPr>
-          <w:rFonts w:ascii="Times New Roman" w:hAnsi="Times New Roman" w:cs="Times New Roman"/>
-          <w:sz w:val="24"/>
-          <w:szCs w:val="24"/>
-          <w:lang w:val="sv-SE"/>
-        </w:rPr>
-      </w:pPr>
     </w:p>
     <w:p>
       <w:pPr>
@@ -4439,6 +4313,7 @@
           <w:rFonts w:ascii="Times New Roman" w:hAnsi="Times New Roman" w:cs="Times New Roman"/>
           <w:sz w:val="24"/>
           <w:szCs w:val="24"/>
+          <w:lang w:val="sv-SE"/>
         </w:rPr>
       </w:pPr>
       <w:r>
@@ -4446,6 +4321,7 @@
           <w:rFonts w:ascii="Times New Roman" w:hAnsi="Times New Roman" w:cs="Times New Roman"/>
           <w:sz w:val="24"/>
           <w:szCs w:val="24"/>
+          <w:lang w:val="sv-SE"/>
         </w:rPr>
         <w:t>NIP. ${nip_kepsek}</w:t>
       </w:r>
@@ -4457,6 +4333,7 @@
           <w:rFonts w:ascii="Times New Roman" w:hAnsi="Times New Roman" w:cs="Times New Roman"/>
           <w:sz w:val="24"/>
           <w:szCs w:val="24"/>
+          <w:lang w:val="sv-SE"/>
         </w:rPr>
         <w:sectPr>
           <w:pgSz w:w="12240" w:h="18709" w:code="10000"/>

--- a/storage/app/templates/template_surat.docx
+++ b/storage/app/templates/template_surat.docx
@@ -100,7 +100,7 @@
               </wp:anchor>
             </w:drawing>
           </mc:Choice>
-          <mc:Fallback xmlns:w16cei="http://schemas.microsoft.com/office/word/2026/wordml/cei">
+          <mc:Fallback>
             <w:pict>
               <v:rect w14:anchorId="5EE174C6" id="Rectangle 1" o:spid="_x0000_s1026" style="position:absolute;margin-left:428.15pt;margin-top:-18.25pt;width:98pt;height:21.75pt;z-index:251661312;visibility:visible;mso-wrap-style:square;mso-width-percent:0;mso-wrap-distance-left:9pt;mso-wrap-distance-top:0;mso-wrap-distance-right:9pt;mso-wrap-distance-bottom:0;mso-position-horizontal:absolute;mso-position-horizontal-relative:margin;mso-position-vertical:absolute;mso-position-vertical-relative:text;mso-width-percent:0;mso-width-relative:margin;v-text-anchor:middle" o:gfxdata="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" filled="f" strokecolor="#172c51" strokeweight=".5pt">
                 <v:textbox>
@@ -798,11 +798,108 @@
         <w:ind w:left="5760"/>
         <w:rPr>
           <w:rFonts w:ascii="Times New Roman" w:hAnsi="Times New Roman" w:cs="Times New Roman"/>
+          <w:noProof/>
           <w:sz w:val="24"/>
           <w:szCs w:val="24"/>
           <w:lang w:val="sv-SE"/>
         </w:rPr>
       </w:pPr>
+      <w:r>
+        <w:rPr>
+          <w:rFonts w:ascii="Times New Roman" w:hAnsi="Times New Roman" w:cs="Times New Roman"/>
+          <w:noProof/>
+          <w:sz w:val="24"/>
+          <w:szCs w:val="24"/>
+          <w:lang w:val="sv-SE"/>
+          <w14:ligatures w14:val="standardContextual"/>
+        </w:rPr>
+        <mc:AlternateContent>
+          <mc:Choice Requires="wps">
+            <w:drawing>
+              <wp:anchor distT="0" distB="0" distL="114300" distR="114300" simplePos="0" relativeHeight="251668480" behindDoc="0" locked="0" layoutInCell="1" allowOverlap="1" wp14:anchorId="4E6A2B21" wp14:editId="2FCAB51C">
+                <wp:simplePos x="0" y="0"/>
+                <wp:positionH relativeFrom="column">
+                  <wp:posOffset>3566160</wp:posOffset>
+                </wp:positionH>
+                <wp:positionV relativeFrom="paragraph">
+                  <wp:posOffset>121285</wp:posOffset>
+                </wp:positionV>
+                <wp:extent cx="1343025" cy="885825"/>
+                <wp:effectExtent l="0" t="0" r="0" b="0"/>
+                <wp:wrapNone/>
+                <wp:docPr id="376257742" name="Text Box 4"/>
+                <wp:cNvGraphicFramePr/>
+                <a:graphic xmlns:a="http://schemas.openxmlformats.org/drawingml/2006/main">
+                  <a:graphicData uri="http://schemas.microsoft.com/office/word/2010/wordprocessingShape">
+                    <wps:wsp>
+                      <wps:cNvSpPr txBox="1"/>
+                      <wps:spPr>
+                        <a:xfrm>
+                          <a:off x="0" y="0"/>
+                          <a:ext cx="1343025" cy="885825"/>
+                        </a:xfrm>
+                        <a:prstGeom prst="rect">
+                          <a:avLst/>
+                        </a:prstGeom>
+                        <a:noFill/>
+                        <a:ln w="6350">
+                          <a:noFill/>
+                        </a:ln>
+                      </wps:spPr>
+                      <wps:txbx>
+                        <w:txbxContent>
+                          <w:p>
+                            <w:pPr>
+                              <w:jc w:val="center"/>
+                            </w:pPr>
+                            <w:r>
+                              <w:rPr>
+                                <w:rFonts w:ascii="Times New Roman" w:hAnsi="Times New Roman" w:cs="Times New Roman"/>
+                              </w:rPr>
+                              <w:t>${ttd_peminta}</w:t>
+                            </w:r>
+                          </w:p>
+                        </w:txbxContent>
+                      </wps:txbx>
+                      <wps:bodyPr rot="0" spcFirstLastPara="0" vertOverflow="overflow" horzOverflow="overflow" vert="horz" wrap="square" lIns="91440" tIns="45720" rIns="91440" bIns="45720" numCol="1" spcCol="0" rtlCol="0" fromWordArt="0" anchor="ctr" anchorCtr="0" forceAA="0" compatLnSpc="1">
+                        <a:prstTxWarp prst="textNoShape">
+                          <a:avLst/>
+                        </a:prstTxWarp>
+                        <a:noAutofit/>
+                      </wps:bodyPr>
+                    </wps:wsp>
+                  </a:graphicData>
+                </a:graphic>
+              </wp:anchor>
+            </w:drawing>
+          </mc:Choice>
+          <mc:Fallback>
+            <w:pict>
+              <v:shapetype w14:anchorId="4E6A2B21" id="_x0000_t202" coordsize="21600,21600" o:spt="202" path="m,l,21600r21600,l21600,xe">
+                <v:stroke joinstyle="miter"/>
+                <v:path gradientshapeok="t" o:connecttype="rect"/>
+              </v:shapetype>
+              <v:shape id="Text Box 4" o:spid="_x0000_s1027" type="#_x0000_t202" style="position:absolute;left:0;text-align:left;margin-left:280.8pt;margin-top:9.55pt;width:105.75pt;height:69.75pt;z-index:251668480;visibility:visible;mso-wrap-style:square;mso-wrap-distance-left:9pt;mso-wrap-distance-top:0;mso-wrap-distance-right:9pt;mso-wrap-distance-bottom:0;mso-position-horizontal:absolute;mso-position-horizontal-relative:text;mso-position-vertical:absolute;mso-position-vertical-relative:text;v-text-anchor:middle" o:gfxdata="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" filled="f" stroked="f" strokeweight=".5pt">
+                <v:textbox>
+                  <w:txbxContent>
+                    <w:p>
+                      <w:pPr>
+                        <w:jc w:val="center"/>
+                      </w:pPr>
+                      <w:r>
+                        <w:rPr>
+                          <w:rFonts w:ascii="Times New Roman" w:hAnsi="Times New Roman" w:cs="Times New Roman"/>
+                        </w:rPr>
+                        <w:t>${ttd_peminta}</w:t>
+                      </w:r>
+                    </w:p>
+                  </w:txbxContent>
+                </v:textbox>
+              </v:shape>
+            </w:pict>
+          </mc:Fallback>
+        </mc:AlternateContent>
+      </w:r>
       <w:r>
         <w:rPr>
           <w:rFonts w:ascii="Times New Roman" w:hAnsi="Times New Roman" w:cs="Times New Roman"/>
@@ -820,17 +917,49 @@
         <w:ind w:left="5760"/>
         <w:rPr>
           <w:rFonts w:ascii="Times New Roman" w:hAnsi="Times New Roman" w:cs="Times New Roman"/>
+          <w:noProof/>
           <w:sz w:val="24"/>
           <w:szCs w:val="24"/>
           <w:lang w:val="sv-SE"/>
         </w:rPr>
       </w:pPr>
-      <w:r>
-        <w:rPr>
-          <w:rFonts w:ascii="Times New Roman" w:hAnsi="Times New Roman" w:cs="Times New Roman"/>
-        </w:rPr>
-        <w:t>${ttd_peminta}</w:t>
-      </w:r>
+    </w:p>
+    <w:p>
+      <w:pPr>
+        <w:spacing w:after="0" w:line="240" w:lineRule="auto"/>
+        <w:ind w:left="5760"/>
+        <w:rPr>
+          <w:rFonts w:ascii="Times New Roman" w:hAnsi="Times New Roman" w:cs="Times New Roman"/>
+          <w:noProof/>
+          <w:sz w:val="24"/>
+          <w:szCs w:val="24"/>
+          <w:lang w:val="sv-SE"/>
+        </w:rPr>
+      </w:pPr>
+    </w:p>
+    <w:p>
+      <w:pPr>
+        <w:spacing w:after="0" w:line="240" w:lineRule="auto"/>
+        <w:ind w:left="5760"/>
+        <w:rPr>
+          <w:rFonts w:ascii="Times New Roman" w:hAnsi="Times New Roman" w:cs="Times New Roman"/>
+          <w:noProof/>
+          <w:sz w:val="24"/>
+          <w:szCs w:val="24"/>
+          <w:lang w:val="sv-SE"/>
+        </w:rPr>
+      </w:pPr>
+    </w:p>
+    <w:p>
+      <w:pPr>
+        <w:spacing w:after="0" w:line="240" w:lineRule="auto"/>
+        <w:rPr>
+          <w:rFonts w:ascii="Times New Roman" w:hAnsi="Times New Roman" w:cs="Times New Roman"/>
+          <w:sz w:val="24"/>
+          <w:szCs w:val="24"/>
+          <w:lang w:val="sv-SE"/>
+        </w:rPr>
+      </w:pPr>
     </w:p>
     <w:p>
       <w:pPr>
@@ -1013,9 +1142,9 @@
               </wp:anchor>
             </w:drawing>
           </mc:Choice>
-          <mc:Fallback xmlns:w16cei="http://schemas.microsoft.com/office/word/2026/wordml/cei">
+          <mc:Fallback>
             <w:pict>
-              <v:rect w14:anchorId="1862CD6C" id="_x0000_s1027" style="position:absolute;margin-left:729.65pt;margin-top:-18.25pt;width:98pt;height:21.75pt;z-index:251664384;visibility:visible;mso-wrap-style:square;mso-width-percent:0;mso-wrap-distance-left:9pt;mso-wrap-distance-top:0;mso-wrap-distance-right:9pt;mso-wrap-distance-bottom:0;mso-position-horizontal:absolute;mso-position-horizontal-relative:margin;mso-position-vertical:absolute;mso-position-vertical-relative:text;mso-width-percent:0;mso-width-relative:margin;v-text-anchor:middle" o:gfxdata="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" filled="f" strokecolor="#172c51" strokeweight=".5pt">
+              <v:rect w14:anchorId="1862CD6C" id="_x0000_s1028" style="position:absolute;margin-left:729.65pt;margin-top:-18.25pt;width:98pt;height:21.75pt;z-index:251664384;visibility:visible;mso-wrap-style:square;mso-width-percent:0;mso-wrap-distance-left:9pt;mso-wrap-distance-top:0;mso-wrap-distance-right:9pt;mso-wrap-distance-bottom:0;mso-position-horizontal:absolute;mso-position-horizontal-relative:margin;mso-position-vertical:absolute;mso-position-vertical-relative:text;mso-width-percent:0;mso-width-relative:margin;v-text-anchor:middle" o:gfxdata="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" filled="f" strokecolor="#172c51" strokeweight=".5pt">
                 <v:textbox>
                   <w:txbxContent>
                     <w:p>
@@ -2822,6 +2951,98 @@
       <w:r>
         <w:rPr>
           <w:rFonts w:ascii="Times New Roman" w:hAnsi="Times New Roman" w:cs="Times New Roman"/>
+          <w:noProof/>
+          <w:sz w:val="24"/>
+          <w:szCs w:val="24"/>
+          <w:lang w:val="sv-SE"/>
+          <w14:ligatures w14:val="standardContextual"/>
+        </w:rPr>
+        <mc:AlternateContent>
+          <mc:Choice Requires="wps">
+            <w:drawing>
+              <wp:anchor distT="0" distB="0" distL="114300" distR="114300" simplePos="0" relativeHeight="251670528" behindDoc="0" locked="0" layoutInCell="1" allowOverlap="1" wp14:anchorId="4725D2D9" wp14:editId="235C6340">
+                <wp:simplePos x="0" y="0"/>
+                <wp:positionH relativeFrom="column">
+                  <wp:posOffset>6600825</wp:posOffset>
+                </wp:positionH>
+                <wp:positionV relativeFrom="paragraph">
+                  <wp:posOffset>127635</wp:posOffset>
+                </wp:positionV>
+                <wp:extent cx="1343025" cy="885825"/>
+                <wp:effectExtent l="0" t="0" r="0" b="0"/>
+                <wp:wrapNone/>
+                <wp:docPr id="2018126797" name="Text Box 4"/>
+                <wp:cNvGraphicFramePr/>
+                <a:graphic xmlns:a="http://schemas.openxmlformats.org/drawingml/2006/main">
+                  <a:graphicData uri="http://schemas.microsoft.com/office/word/2010/wordprocessingShape">
+                    <wps:wsp>
+                      <wps:cNvSpPr txBox="1"/>
+                      <wps:spPr>
+                        <a:xfrm>
+                          <a:off x="0" y="0"/>
+                          <a:ext cx="1343025" cy="885825"/>
+                        </a:xfrm>
+                        <a:prstGeom prst="rect">
+                          <a:avLst/>
+                        </a:prstGeom>
+                        <a:noFill/>
+                        <a:ln w="6350">
+                          <a:noFill/>
+                        </a:ln>
+                      </wps:spPr>
+                      <wps:txbx>
+                        <w:txbxContent>
+                          <w:p>
+                            <w:pPr>
+                              <w:jc w:val="center"/>
+                            </w:pPr>
+                            <w:r>
+                              <w:rPr>
+                                <w:rFonts w:ascii="Times New Roman" w:hAnsi="Times New Roman" w:cs="Times New Roman"/>
+                              </w:rPr>
+                              <w:t>${ttd_pbp}</w:t>
+                            </w:r>
+                          </w:p>
+                        </w:txbxContent>
+                      </wps:txbx>
+                      <wps:bodyPr rot="0" spcFirstLastPara="0" vertOverflow="overflow" horzOverflow="overflow" vert="horz" wrap="square" lIns="91440" tIns="45720" rIns="91440" bIns="45720" numCol="1" spcCol="0" rtlCol="0" fromWordArt="0" anchor="ctr" anchorCtr="0" forceAA="0" compatLnSpc="1">
+                        <a:prstTxWarp prst="textNoShape">
+                          <a:avLst/>
+                        </a:prstTxWarp>
+                        <a:noAutofit/>
+                      </wps:bodyPr>
+                    </wps:wsp>
+                  </a:graphicData>
+                </a:graphic>
+              </wp:anchor>
+            </w:drawing>
+          </mc:Choice>
+          <mc:Fallback>
+            <w:pict>
+              <v:shape w14:anchorId="4725D2D9" id="_x0000_s1029" type="#_x0000_t202" style="position:absolute;left:0;text-align:left;margin-left:519.75pt;margin-top:10.05pt;width:105.75pt;height:69.75pt;z-index:251670528;visibility:visible;mso-wrap-style:square;mso-wrap-distance-left:9pt;mso-wrap-distance-top:0;mso-wrap-distance-right:9pt;mso-wrap-distance-bottom:0;mso-position-horizontal:absolute;mso-position-horizontal-relative:text;mso-position-vertical:absolute;mso-position-vertical-relative:text;v-text-anchor:middle" o:gfxdata="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" filled="f" stroked="f" strokeweight=".5pt">
+                <v:textbox>
+                  <w:txbxContent>
+                    <w:p>
+                      <w:pPr>
+                        <w:jc w:val="center"/>
+                      </w:pPr>
+                      <w:r>
+                        <w:rPr>
+                          <w:rFonts w:ascii="Times New Roman" w:hAnsi="Times New Roman" w:cs="Times New Roman"/>
+                        </w:rPr>
+                        <w:t>${ttd_pbp}</w:t>
+                      </w:r>
+                    </w:p>
+                  </w:txbxContent>
+                </v:textbox>
+              </v:shape>
+            </w:pict>
+          </mc:Fallback>
+        </mc:AlternateContent>
+      </w:r>
+      <w:r>
+        <w:rPr>
+          <w:rFonts w:ascii="Times New Roman" w:hAnsi="Times New Roman" w:cs="Times New Roman"/>
           <w:sz w:val="24"/>
           <w:szCs w:val="24"/>
           <w:lang w:val="sv-SE"/>
@@ -2840,12 +3061,42 @@
           <w:lang w:val="sv-SE"/>
         </w:rPr>
       </w:pPr>
-      <w:r>
-        <w:rPr>
-          <w:rFonts w:ascii="Times New Roman" w:hAnsi="Times New Roman" w:cs="Times New Roman"/>
-        </w:rPr>
-        <w:t>${ttd_pbp}</w:t>
-      </w:r>
+    </w:p>
+    <w:p>
+      <w:pPr>
+        <w:spacing w:after="0" w:line="240" w:lineRule="auto"/>
+        <w:ind w:left="10800"/>
+        <w:rPr>
+          <w:rFonts w:ascii="Times New Roman" w:hAnsi="Times New Roman" w:cs="Times New Roman"/>
+          <w:sz w:val="24"/>
+          <w:szCs w:val="24"/>
+          <w:lang w:val="sv-SE"/>
+        </w:rPr>
+      </w:pPr>
+    </w:p>
+    <w:p>
+      <w:pPr>
+        <w:spacing w:after="0" w:line="240" w:lineRule="auto"/>
+        <w:ind w:left="10800"/>
+        <w:rPr>
+          <w:rFonts w:ascii="Times New Roman" w:hAnsi="Times New Roman" w:cs="Times New Roman"/>
+          <w:sz w:val="24"/>
+          <w:szCs w:val="24"/>
+          <w:lang w:val="sv-SE"/>
+        </w:rPr>
+      </w:pPr>
+    </w:p>
+    <w:p>
+      <w:pPr>
+        <w:spacing w:after="0" w:line="240" w:lineRule="auto"/>
+        <w:ind w:left="10800"/>
+        <w:rPr>
+          <w:rFonts w:ascii="Times New Roman" w:hAnsi="Times New Roman" w:cs="Times New Roman"/>
+          <w:sz w:val="24"/>
+          <w:szCs w:val="24"/>
+          <w:lang w:val="sv-SE"/>
+        </w:rPr>
+      </w:pPr>
     </w:p>
     <w:p>
       <w:pPr>
@@ -3019,9 +3270,9 @@
               </wp:anchor>
             </w:drawing>
           </mc:Choice>
-          <mc:Fallback xmlns:w16cei="http://schemas.microsoft.com/office/word/2026/wordml/cei">
+          <mc:Fallback>
             <w:pict>
-              <v:rect w14:anchorId="7D85998C" id="_x0000_s1028" style="position:absolute;margin-left:428.15pt;margin-top:-18.25pt;width:98pt;height:21.75pt;z-index:251667456;visibility:visible;mso-wrap-style:square;mso-width-percent:0;mso-wrap-distance-left:9pt;mso-wrap-distance-top:0;mso-wrap-distance-right:9pt;mso-wrap-distance-bottom:0;mso-position-horizontal:absolute;mso-position-horizontal-relative:margin;mso-position-vertical:absolute;mso-position-vertical-relative:text;mso-width-percent:0;mso-width-relative:margin;v-text-anchor:middle" o:gfxdata="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" filled="f" strokecolor="#172c51" strokeweight=".5pt">
+              <v:rect w14:anchorId="7D85998C" id="_x0000_s1030" style="position:absolute;margin-left:428.15pt;margin-top:-18.25pt;width:98pt;height:21.75pt;z-index:251667456;visibility:visible;mso-wrap-style:square;mso-width-percent:0;mso-wrap-distance-left:9pt;mso-wrap-distance-top:0;mso-wrap-distance-right:9pt;mso-wrap-distance-bottom:0;mso-position-horizontal:absolute;mso-position-horizontal-relative:margin;mso-position-vertical:absolute;mso-position-vertical-relative:text;mso-width-percent:0;mso-width-relative:margin;v-text-anchor:middle" o:gfxdata="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" filled="f" strokecolor="#172c51" strokeweight=".5pt">
                 <v:textbox>
                   <w:txbxContent>
                     <w:p>
@@ -4252,11 +4503,103 @@
         <w:ind w:left="5760"/>
         <w:rPr>
           <w:rFonts w:ascii="Times New Roman" w:hAnsi="Times New Roman" w:cs="Times New Roman"/>
-          <w:sz w:val="24"/>
-          <w:szCs w:val="24"/>
-          <w:lang w:val="sv-SE"/>
+          <w:noProof/>
         </w:rPr>
       </w:pPr>
+      <w:r>
+        <w:rPr>
+          <w:rFonts w:ascii="Times New Roman" w:hAnsi="Times New Roman" w:cs="Times New Roman"/>
+          <w:noProof/>
+          <w:sz w:val="24"/>
+          <w:szCs w:val="24"/>
+          <w:lang w:val="sv-SE"/>
+          <w14:ligatures w14:val="standardContextual"/>
+        </w:rPr>
+        <mc:AlternateContent>
+          <mc:Choice Requires="wps">
+            <w:drawing>
+              <wp:anchor distT="0" distB="0" distL="114300" distR="114300" simplePos="0" relativeHeight="251672576" behindDoc="0" locked="0" layoutInCell="1" allowOverlap="1" wp14:anchorId="1525F674" wp14:editId="670ED37A">
+                <wp:simplePos x="0" y="0"/>
+                <wp:positionH relativeFrom="column">
+                  <wp:posOffset>3467100</wp:posOffset>
+                </wp:positionH>
+                <wp:positionV relativeFrom="paragraph">
+                  <wp:posOffset>111125</wp:posOffset>
+                </wp:positionV>
+                <wp:extent cx="1343025" cy="885825"/>
+                <wp:effectExtent l="0" t="0" r="0" b="0"/>
+                <wp:wrapNone/>
+                <wp:docPr id="1659166851" name="Text Box 4"/>
+                <wp:cNvGraphicFramePr/>
+                <a:graphic xmlns:a="http://schemas.openxmlformats.org/drawingml/2006/main">
+                  <a:graphicData uri="http://schemas.microsoft.com/office/word/2010/wordprocessingShape">
+                    <wps:wsp>
+                      <wps:cNvSpPr txBox="1"/>
+                      <wps:spPr>
+                        <a:xfrm>
+                          <a:off x="0" y="0"/>
+                          <a:ext cx="1343025" cy="885825"/>
+                        </a:xfrm>
+                        <a:prstGeom prst="rect">
+                          <a:avLst/>
+                        </a:prstGeom>
+                        <a:noFill/>
+                        <a:ln w="6350">
+                          <a:noFill/>
+                        </a:ln>
+                      </wps:spPr>
+                      <wps:txbx>
+                        <w:txbxContent>
+                          <w:p>
+                            <w:pPr>
+                              <w:jc w:val="center"/>
+                            </w:pPr>
+                            <w:r>
+                              <w:rPr>
+                                <w:rFonts w:ascii="Times New Roman" w:hAnsi="Times New Roman" w:cs="Times New Roman"/>
+                                <w:lang w:val="sv-SE"/>
+                              </w:rPr>
+                              <w:t>${ttd_kepsek}</w:t>
+                            </w:r>
+                          </w:p>
+                        </w:txbxContent>
+                      </wps:txbx>
+                      <wps:bodyPr rot="0" spcFirstLastPara="0" vertOverflow="overflow" horzOverflow="overflow" vert="horz" wrap="square" lIns="91440" tIns="45720" rIns="91440" bIns="45720" numCol="1" spcCol="0" rtlCol="0" fromWordArt="0" anchor="ctr" anchorCtr="0" forceAA="0" compatLnSpc="1">
+                        <a:prstTxWarp prst="textNoShape">
+                          <a:avLst/>
+                        </a:prstTxWarp>
+                        <a:noAutofit/>
+                      </wps:bodyPr>
+                    </wps:wsp>
+                  </a:graphicData>
+                </a:graphic>
+              </wp:anchor>
+            </w:drawing>
+          </mc:Choice>
+          <mc:Fallback>
+            <w:pict>
+              <v:shape w14:anchorId="1525F674" id="_x0000_s1031" type="#_x0000_t202" style="position:absolute;left:0;text-align:left;margin-left:273pt;margin-top:8.75pt;width:105.75pt;height:69.75pt;z-index:251672576;visibility:visible;mso-wrap-style:square;mso-wrap-distance-left:9pt;mso-wrap-distance-top:0;mso-wrap-distance-right:9pt;mso-wrap-distance-bottom:0;mso-position-horizontal:absolute;mso-position-horizontal-relative:text;mso-position-vertical:absolute;mso-position-vertical-relative:text;v-text-anchor:middle" o:gfxdata="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" filled="f" stroked="f" strokeweight=".5pt">
+                <v:textbox>
+                  <w:txbxContent>
+                    <w:p>
+                      <w:pPr>
+                        <w:jc w:val="center"/>
+                      </w:pPr>
+                      <w:r>
+                        <w:rPr>
+                          <w:rFonts w:ascii="Times New Roman" w:hAnsi="Times New Roman" w:cs="Times New Roman"/>
+                          <w:lang w:val="sv-SE"/>
+                        </w:rPr>
+                        <w:t>${ttd_kepsek}</w:t>
+                      </w:r>
+                    </w:p>
+                  </w:txbxContent>
+                </v:textbox>
+              </v:shape>
+            </w:pict>
+          </mc:Fallback>
+        </mc:AlternateContent>
+      </w:r>
       <w:r>
         <w:rPr>
           <w:rFonts w:ascii="Times New Roman" w:hAnsi="Times New Roman" w:cs="Times New Roman"/>
@@ -4271,17 +4614,45 @@
         <w:ind w:left="5760"/>
         <w:rPr>
           <w:rFonts w:ascii="Times New Roman" w:hAnsi="Times New Roman" w:cs="Times New Roman"/>
-          <w:sz w:val="24"/>
-          <w:szCs w:val="24"/>
-          <w:lang w:val="sv-SE"/>
+          <w:noProof/>
         </w:rPr>
       </w:pPr>
-      <w:r>
-        <w:rPr>
-          <w:rFonts w:ascii="Times New Roman" w:hAnsi="Times New Roman" w:cs="Times New Roman"/>
-        </w:rPr>
-        <w:t>${ttd_kepsek}</w:t>
-      </w:r>
+    </w:p>
+    <w:p>
+      <w:pPr>
+        <w:spacing w:after="0" w:line="240" w:lineRule="auto"/>
+        <w:ind w:left="5760"/>
+        <w:rPr>
+          <w:rFonts w:ascii="Times New Roman" w:hAnsi="Times New Roman" w:cs="Times New Roman"/>
+          <w:sz w:val="24"/>
+          <w:szCs w:val="24"/>
+          <w:lang w:val="sv-SE"/>
+        </w:rPr>
+      </w:pPr>
+    </w:p>
+    <w:p>
+      <w:pPr>
+        <w:spacing w:after="0" w:line="240" w:lineRule="auto"/>
+        <w:ind w:left="5760"/>
+        <w:rPr>
+          <w:rFonts w:ascii="Times New Roman" w:hAnsi="Times New Roman" w:cs="Times New Roman"/>
+          <w:sz w:val="24"/>
+          <w:szCs w:val="24"/>
+          <w:lang w:val="sv-SE"/>
+        </w:rPr>
+      </w:pPr>
+    </w:p>
+    <w:p>
+      <w:pPr>
+        <w:spacing w:after="0" w:line="240" w:lineRule="auto"/>
+        <w:ind w:left="5760"/>
+        <w:rPr>
+          <w:rFonts w:ascii="Times New Roman" w:hAnsi="Times New Roman" w:cs="Times New Roman"/>
+          <w:sz w:val="24"/>
+          <w:szCs w:val="24"/>
+          <w:lang w:val="sv-SE"/>
+        </w:rPr>
+      </w:pPr>
     </w:p>
     <w:p>
       <w:pPr>

--- a/storage/app/templates/template_surat.docx
+++ b/storage/app/templates/template_surat.docx
@@ -149,14 +149,14 @@
         <w:tblLook w:val="04A0" w:firstRow="1" w:lastRow="0" w:firstColumn="1" w:lastColumn="0" w:noHBand="0" w:noVBand="1"/>
       </w:tblPr>
       <w:tblGrid>
-        <w:gridCol w:w="1595"/>
-        <w:gridCol w:w="6782"/>
-        <w:gridCol w:w="1595"/>
+        <w:gridCol w:w="1418"/>
+        <w:gridCol w:w="7087"/>
+        <w:gridCol w:w="1467"/>
       </w:tblGrid>
       <w:tr>
         <w:tc>
           <w:tcPr>
-            <w:tcW w:w="1595" w:type="dxa"/>
+            <w:tcW w:w="1418" w:type="dxa"/>
             <w:vAlign w:val="center"/>
           </w:tcPr>
           <w:p>
@@ -176,7 +176,7 @@
         </w:tc>
         <w:tc>
           <w:tcPr>
-            <w:tcW w:w="6782" w:type="dxa"/>
+            <w:tcW w:w="7087" w:type="dxa"/>
           </w:tcPr>
           <w:p>
             <w:pPr>
@@ -303,7 +303,7 @@
         </w:tc>
         <w:tc>
           <w:tcPr>
-            <w:tcW w:w="1595" w:type="dxa"/>
+            <w:tcW w:w="1467" w:type="dxa"/>
             <w:vAlign w:val="center"/>
           </w:tcPr>
           <w:p>
@@ -3328,14 +3328,14 @@
         <w:tblLook w:val="04A0" w:firstRow="1" w:lastRow="0" w:firstColumn="1" w:lastColumn="0" w:noHBand="0" w:noVBand="1"/>
       </w:tblPr>
       <w:tblGrid>
-        <w:gridCol w:w="1595"/>
-        <w:gridCol w:w="6782"/>
-        <w:gridCol w:w="1595"/>
+        <w:gridCol w:w="1418"/>
+        <w:gridCol w:w="7087"/>
+        <w:gridCol w:w="1467"/>
       </w:tblGrid>
       <w:tr>
         <w:tc>
           <w:tcPr>
-            <w:tcW w:w="1595" w:type="dxa"/>
+            <w:tcW w:w="1418" w:type="dxa"/>
             <w:vAlign w:val="center"/>
           </w:tcPr>
           <w:p>
@@ -3355,7 +3355,7 @@
         </w:tc>
         <w:tc>
           <w:tcPr>
-            <w:tcW w:w="6782" w:type="dxa"/>
+            <w:tcW w:w="7087" w:type="dxa"/>
           </w:tcPr>
           <w:p>
             <w:pPr>
@@ -3482,7 +3482,7 @@
         </w:tc>
         <w:tc>
           <w:tcPr>
-            <w:tcW w:w="1595" w:type="dxa"/>
+            <w:tcW w:w="1467" w:type="dxa"/>
             <w:vAlign w:val="center"/>
           </w:tcPr>
           <w:p>

--- a/storage/app/templates/template_surat.docx
+++ b/storage/app/templates/template_surat.docx
@@ -260,8 +260,8 @@
                 <w:b/>
                 <w:bCs/>
                 <w:i/>
-                <w:sz w:val="26"/>
-                <w:szCs w:val="26"/>
+                <w:sz w:val="24"/>
+                <w:szCs w:val="24"/>
                 <w:lang w:val="sv-SE"/>
               </w:rPr>
             </w:pPr>
@@ -270,8 +270,8 @@
                 <w:rFonts w:ascii="Times New Roman" w:hAnsi="Times New Roman" w:cs="Times New Roman"/>
                 <w:b/>
                 <w:bCs/>
-                <w:sz w:val="26"/>
-                <w:szCs w:val="26"/>
+                <w:sz w:val="24"/>
+                <w:szCs w:val="24"/>
                 <w:lang w:val="id-ID"/>
               </w:rPr>
               <w:t>${nama_sekolah}</w:t>
@@ -3439,8 +3439,8 @@
                 <w:b/>
                 <w:bCs/>
                 <w:i/>
-                <w:sz w:val="26"/>
-                <w:szCs w:val="26"/>
+                <w:sz w:val="24"/>
+                <w:szCs w:val="24"/>
                 <w:lang w:val="sv-SE"/>
               </w:rPr>
             </w:pPr>
@@ -3449,8 +3449,8 @@
                 <w:rFonts w:ascii="Times New Roman" w:hAnsi="Times New Roman" w:cs="Times New Roman"/>
                 <w:b/>
                 <w:bCs/>
-                <w:sz w:val="26"/>
-                <w:szCs w:val="26"/>
+                <w:sz w:val="24"/>
+                <w:szCs w:val="24"/>
                 <w:lang w:val="id-ID"/>
               </w:rPr>
               <w:t>${nama_sekolah}</w:t>

--- a/storage/app/templates/template_surat.docx
+++ b/storage/app/templates/template_surat.docx
@@ -236,6 +236,8 @@
                 <w:rFonts w:ascii="Times New Roman" w:hAnsi="Times New Roman" w:cs="Times New Roman"/>
                 <w:b/>
                 <w:bCs/>
+                <w:sz w:val="24"/>
+                <w:szCs w:val="24"/>
                 <w:lang w:val="sv-SE" w:eastAsia="x-none"/>
               </w:rPr>
             </w:pPr>
@@ -259,10 +261,7 @@
                 <w:rFonts w:ascii="Times New Roman" w:hAnsi="Times New Roman" w:cs="Times New Roman"/>
                 <w:b/>
                 <w:bCs/>
-                <w:i/>
-                <w:sz w:val="24"/>
-                <w:szCs w:val="24"/>
-                <w:lang w:val="sv-SE"/>
+                <w:lang w:val="sv-SE" w:eastAsia="x-none"/>
               </w:rPr>
             </w:pPr>
             <w:r>
@@ -272,7 +271,7 @@
                 <w:bCs/>
                 <w:sz w:val="24"/>
                 <w:szCs w:val="24"/>
-                <w:lang w:val="id-ID"/>
+                <w:lang w:val="sv-SE" w:eastAsia="x-none"/>
               </w:rPr>
               <w:t>${nama_sekolah}</w:t>
             </w:r>
@@ -3415,6 +3414,8 @@
                 <w:rFonts w:ascii="Times New Roman" w:hAnsi="Times New Roman" w:cs="Times New Roman"/>
                 <w:b/>
                 <w:bCs/>
+                <w:sz w:val="24"/>
+                <w:szCs w:val="24"/>
                 <w:lang w:val="sv-SE" w:eastAsia="x-none"/>
               </w:rPr>
             </w:pPr>
@@ -3438,10 +3439,7 @@
                 <w:rFonts w:ascii="Times New Roman" w:hAnsi="Times New Roman" w:cs="Times New Roman"/>
                 <w:b/>
                 <w:bCs/>
-                <w:i/>
-                <w:sz w:val="24"/>
-                <w:szCs w:val="24"/>
-                <w:lang w:val="sv-SE"/>
+                <w:lang w:val="sv-SE" w:eastAsia="x-none"/>
               </w:rPr>
             </w:pPr>
             <w:r>
@@ -3451,7 +3449,7 @@
                 <w:bCs/>
                 <w:sz w:val="24"/>
                 <w:szCs w:val="24"/>
-                <w:lang w:val="id-ID"/>
+                <w:lang w:val="sv-SE" w:eastAsia="x-none"/>
               </w:rPr>
               <w:t>${nama_sekolah}</w:t>
             </w:r>

--- a/storage/app/templates/template_surat.docx
+++ b/storage/app/templates/template_surat.docx
@@ -261,6 +261,8 @@
                 <w:rFonts w:ascii="Times New Roman" w:hAnsi="Times New Roman" w:cs="Times New Roman"/>
                 <w:b/>
                 <w:bCs/>
+                <w:sz w:val="24"/>
+                <w:szCs w:val="24"/>
                 <w:lang w:val="sv-SE" w:eastAsia="x-none"/>
               </w:rPr>
             </w:pPr>
@@ -1300,8 +1302,8 @@
                 <w:b/>
                 <w:bCs/>
                 <w:i/>
-                <w:sz w:val="26"/>
-                <w:szCs w:val="26"/>
+                <w:sz w:val="24"/>
+                <w:szCs w:val="24"/>
                 <w:lang w:val="sv-SE"/>
               </w:rPr>
             </w:pPr>
@@ -1310,8 +1312,8 @@
                 <w:rFonts w:ascii="Times New Roman" w:hAnsi="Times New Roman" w:cs="Times New Roman"/>
                 <w:b/>
                 <w:bCs/>
-                <w:sz w:val="26"/>
-                <w:szCs w:val="26"/>
+                <w:sz w:val="24"/>
+                <w:szCs w:val="24"/>
                 <w:lang w:val="id-ID"/>
               </w:rPr>
               <w:t>${nama_sekolah}</w:t>

--- a/storage/app/templates/template_surat.docx
+++ b/storage/app/templates/template_surat.docx
@@ -1302,8 +1302,8 @@
                 <w:b/>
                 <w:bCs/>
                 <w:i/>
-                <w:sz w:val="24"/>
-                <w:szCs w:val="24"/>
+                <w:sz w:val="26"/>
+                <w:szCs w:val="26"/>
                 <w:lang w:val="sv-SE"/>
               </w:rPr>
             </w:pPr>
@@ -1312,8 +1312,8 @@
                 <w:rFonts w:ascii="Times New Roman" w:hAnsi="Times New Roman" w:cs="Times New Roman"/>
                 <w:b/>
                 <w:bCs/>
-                <w:sz w:val="24"/>
-                <w:szCs w:val="24"/>
+                <w:sz w:val="26"/>
+                <w:szCs w:val="26"/>
                 <w:lang w:val="id-ID"/>
               </w:rPr>
               <w:t>${nama_sekolah}</w:t>
